--- a/deliverables/惠民智导_作品方案.docx
+++ b/deliverables/惠民智导_作品方案.docx
@@ -43,7 +43,7 @@
           <w:color w:val="52606D"/>
           <w:sz w:val="28"/>
         </w:rPr>
-        <w:t>AI + 软件创新赛道 · 作品方案</w:t>
+        <w:t>AI+软件创新 · 作品方案</w:t>
       </w:r>
     </w:p>
     <w:tbl>
@@ -108,7 +108,7 @@
           <w:color w:val="102A43"/>
           <w:sz w:val="24"/>
         </w:rPr>
-        <w:t>参赛团队：策马奔腾队</w:t>
+        <w:t>参赛团队：策马奔腾</w:t>
       </w:r>
     </w:p>
     <w:p>
@@ -122,7 +122,7 @@
           <w:color w:val="52606D"/>
           <w:sz w:val="20"/>
         </w:rPr>
-        <w:t>版本：V0.7.0  |  文档日期：2026-10-03</w:t>
+        <w:t>版本：V1.0.0  |  文档日期：2026-10-06</w:t>
       </w:r>
     </w:p>
     <w:p>
@@ -136,7 +136,7 @@
           <w:color w:val="52606D"/>
           <w:sz w:val="20"/>
         </w:rPr>
-        <w:t>数据科学与大数据技术 · 三人团队 · 单机 RTX 4060</w:t>
+        <w:t>数据科学与大数据技术 · 单机 RTX 4060</w:t>
       </w:r>
     </w:p>
     <w:p>
@@ -220,7 +220,7 @@
                 <w:color w:val="102A43"/>
                 <w:sz w:val="20"/>
               </w:rPr>
-              <w:t>本方案不宣称已取得真实群众应用成效。现有数字来自项目内合成测试、官方条款基准和专家构造金标准；真人试点与第三方证明作为赛前外部验证任务单独管理。</w:t>
+              <w:t>本方案不宣称已取得真实群众应用成效。现有数字来自项目内合成测试、官方条款基准和专家构造金标准；真人试点与第三方证明作为外部验证任务单独管理。</w:t>
             </w:r>
           </w:p>
         </w:tc>
@@ -719,7 +719,7 @@
                 <w:color w:val="102A43"/>
                 <w:sz w:val="17"/>
               </w:rPr>
-              <w:t>1/5/10/20/30 并发零错误；30 并发 P95 439.8ms</w:t>
+              <w:t>1/5/10/20/30 并发零错误；30 并发 P95 883.5ms</w:t>
             </w:r>
           </w:p>
         </w:tc>
@@ -802,7 +802,7 @@
                 <w:color w:val="102A43"/>
                 <w:sz w:val="17"/>
               </w:rPr>
-              <w:t>64 项自动测试通过；锁定依赖 46 项；已知漏洞 0</w:t>
+              <w:t>66 项自动测试通过；锁定依赖 46 项；已知漏洞 0</w:t>
             </w:r>
           </w:p>
         </w:tc>
@@ -839,6 +839,11 @@
       <w:pPr>
         <w:spacing w:after="20"/>
       </w:pPr>
+    </w:p>
+    <w:p>
+      <w:r>
+        <w:br w:type="page"/>
+      </w:r>
     </w:p>
     <w:p>
       <w:pPr>
@@ -849,187 +854,902 @@
         <w:t>目录</w:t>
       </w:r>
     </w:p>
+    <w:tbl>
+      <w:tblPr>
+        <w:tblStyle w:val="TableGrid"/>
+        <w:tblW w:type="auto" w:w="0"/>
+        <w:jc w:val="center"/>
+        <w:tblLayout w:type="fixed"/>
+        <w:tblLook w:firstColumn="1" w:firstRow="1" w:lastColumn="0" w:lastRow="0" w:noHBand="0" w:noVBand="1" w:val="04A0"/>
+      </w:tblPr>
+      <w:tblGrid>
+        <w:gridCol w:w="2464"/>
+        <w:gridCol w:w="2464"/>
+        <w:gridCol w:w="2464"/>
+        <w:gridCol w:w="2464"/>
+      </w:tblGrid>
+      <w:tr>
+        <w:trPr>
+          <w:tblHeader w:val="true"/>
+        </w:trPr>
+        <w:tc>
+          <w:tcPr>
+            <w:tcW w:type="dxa" w:w="794"/>
+            <w:shd w:fill="102A43"/>
+            <w:tcMar>
+              <w:top w:w="110" w:type="dxa"/>
+              <w:start w:w="130" w:type="dxa"/>
+              <w:bottom w:w="110" w:type="dxa"/>
+              <w:end w:w="130" w:type="dxa"/>
+            </w:tcMar>
+          </w:tcPr>
+          <w:p>
+            <w:pPr>
+              <w:jc w:val="center"/>
+            </w:pPr>
+            <w:r>
+              <w:rPr>
+                <w:rFonts w:ascii="Microsoft YaHei" w:hAnsi="Microsoft YaHei" w:eastAsia="微软雅黑"/>
+                <w:b/>
+                <w:color w:val="FFFFFF"/>
+                <w:sz w:val="18"/>
+              </w:rPr>
+              <w:t>章节</w:t>
+            </w:r>
+          </w:p>
+        </w:tc>
+        <w:tc>
+          <w:tcPr>
+            <w:tcW w:type="dxa" w:w="3798"/>
+            <w:shd w:fill="102A43"/>
+            <w:tcMar>
+              <w:top w:w="110" w:type="dxa"/>
+              <w:start w:w="130" w:type="dxa"/>
+              <w:bottom w:w="110" w:type="dxa"/>
+              <w:end w:w="130" w:type="dxa"/>
+            </w:tcMar>
+          </w:tcPr>
+          <w:p>
+            <w:pPr>
+              <w:jc w:val="center"/>
+            </w:pPr>
+            <w:r>
+              <w:rPr>
+                <w:rFonts w:ascii="Microsoft YaHei" w:hAnsi="Microsoft YaHei" w:eastAsia="微软雅黑"/>
+                <w:b/>
+                <w:color w:val="FFFFFF"/>
+                <w:sz w:val="18"/>
+              </w:rPr>
+              <w:t>内容</w:t>
+            </w:r>
+          </w:p>
+        </w:tc>
+        <w:tc>
+          <w:tcPr>
+            <w:tcW w:type="dxa" w:w="794"/>
+            <w:shd w:fill="102A43"/>
+            <w:tcMar>
+              <w:top w:w="110" w:type="dxa"/>
+              <w:start w:w="130" w:type="dxa"/>
+              <w:bottom w:w="110" w:type="dxa"/>
+              <w:end w:w="130" w:type="dxa"/>
+            </w:tcMar>
+          </w:tcPr>
+          <w:p>
+            <w:pPr>
+              <w:jc w:val="center"/>
+            </w:pPr>
+            <w:r>
+              <w:rPr>
+                <w:rFonts w:ascii="Microsoft YaHei" w:hAnsi="Microsoft YaHei" w:eastAsia="微软雅黑"/>
+                <w:b/>
+                <w:color w:val="FFFFFF"/>
+                <w:sz w:val="18"/>
+              </w:rPr>
+              <w:t>章节</w:t>
+            </w:r>
+          </w:p>
+        </w:tc>
+        <w:tc>
+          <w:tcPr>
+            <w:tcW w:type="dxa" w:w="3798"/>
+            <w:shd w:fill="102A43"/>
+            <w:tcMar>
+              <w:top w:w="110" w:type="dxa"/>
+              <w:start w:w="130" w:type="dxa"/>
+              <w:bottom w:w="110" w:type="dxa"/>
+              <w:end w:w="130" w:type="dxa"/>
+            </w:tcMar>
+          </w:tcPr>
+          <w:p>
+            <w:pPr>
+              <w:jc w:val="center"/>
+            </w:pPr>
+            <w:r>
+              <w:rPr>
+                <w:rFonts w:ascii="Microsoft YaHei" w:hAnsi="Microsoft YaHei" w:eastAsia="微软雅黑"/>
+                <w:b/>
+                <w:color w:val="FFFFFF"/>
+                <w:sz w:val="18"/>
+              </w:rPr>
+              <w:t>内容</w:t>
+            </w:r>
+          </w:p>
+        </w:tc>
+      </w:tr>
+      <w:tr>
+        <w:tc>
+          <w:tcPr>
+            <w:tcW w:type="dxa" w:w="794"/>
+            <w:shd w:fill="FFFFFF"/>
+            <w:tcMar>
+              <w:top w:w="110" w:type="dxa"/>
+              <w:start w:w="130" w:type="dxa"/>
+              <w:bottom w:w="110" w:type="dxa"/>
+              <w:end w:w="130" w:type="dxa"/>
+            </w:tcMar>
+            <w:vAlign w:val="center"/>
+          </w:tcPr>
+          <w:p>
+            <w:pPr>
+              <w:spacing w:after="0"/>
+            </w:pPr>
+            <w:r>
+              <w:rPr>
+                <w:rFonts w:ascii="Microsoft YaHei" w:hAnsi="Microsoft YaHei" w:eastAsia="微软雅黑"/>
+                <w:b w:val="0"/>
+                <w:color w:val="102A43"/>
+                <w:sz w:val="17"/>
+              </w:rPr>
+              <w:t>01</w:t>
+            </w:r>
+          </w:p>
+        </w:tc>
+        <w:tc>
+          <w:tcPr>
+            <w:tcW w:type="dxa" w:w="3798"/>
+            <w:shd w:fill="FFFFFF"/>
+            <w:tcMar>
+              <w:top w:w="110" w:type="dxa"/>
+              <w:start w:w="130" w:type="dxa"/>
+              <w:bottom w:w="110" w:type="dxa"/>
+              <w:end w:w="130" w:type="dxa"/>
+            </w:tcMar>
+            <w:vAlign w:val="center"/>
+          </w:tcPr>
+          <w:p>
+            <w:pPr>
+              <w:spacing w:after="0"/>
+            </w:pPr>
+            <w:r>
+              <w:rPr>
+                <w:rFonts w:ascii="Microsoft YaHei" w:hAnsi="Microsoft YaHei" w:eastAsia="微软雅黑"/>
+                <w:b w:val="0"/>
+                <w:color w:val="102A43"/>
+                <w:sz w:val="17"/>
+              </w:rPr>
+              <w:t>问题与价值</w:t>
+            </w:r>
+          </w:p>
+        </w:tc>
+        <w:tc>
+          <w:tcPr>
+            <w:tcW w:type="dxa" w:w="794"/>
+            <w:shd w:fill="FFFFFF"/>
+            <w:tcMar>
+              <w:top w:w="110" w:type="dxa"/>
+              <w:start w:w="130" w:type="dxa"/>
+              <w:bottom w:w="110" w:type="dxa"/>
+              <w:end w:w="130" w:type="dxa"/>
+            </w:tcMar>
+            <w:vAlign w:val="center"/>
+          </w:tcPr>
+          <w:p>
+            <w:pPr>
+              <w:spacing w:after="0"/>
+            </w:pPr>
+            <w:r>
+              <w:rPr>
+                <w:rFonts w:ascii="Microsoft YaHei" w:hAnsi="Microsoft YaHei" w:eastAsia="微软雅黑"/>
+                <w:b w:val="0"/>
+                <w:color w:val="102A43"/>
+                <w:sz w:val="17"/>
+              </w:rPr>
+              <w:t>08</w:t>
+            </w:r>
+          </w:p>
+        </w:tc>
+        <w:tc>
+          <w:tcPr>
+            <w:tcW w:type="dxa" w:w="3798"/>
+            <w:shd w:fill="FFFFFF"/>
+            <w:tcMar>
+              <w:top w:w="110" w:type="dxa"/>
+              <w:start w:w="130" w:type="dxa"/>
+              <w:bottom w:w="110" w:type="dxa"/>
+              <w:end w:w="130" w:type="dxa"/>
+            </w:tcMar>
+            <w:vAlign w:val="center"/>
+          </w:tcPr>
+          <w:p>
+            <w:pPr>
+              <w:spacing w:after="0"/>
+            </w:pPr>
+            <w:r>
+              <w:rPr>
+                <w:rFonts w:ascii="Microsoft YaHei" w:hAnsi="Microsoft YaHei" w:eastAsia="微软雅黑"/>
+                <w:b w:val="0"/>
+                <w:color w:val="102A43"/>
+                <w:sz w:val="17"/>
+              </w:rPr>
+              <w:t>实验设计与结果</w:t>
+            </w:r>
+          </w:p>
+        </w:tc>
+      </w:tr>
+      <w:tr>
+        <w:tc>
+          <w:tcPr>
+            <w:tcW w:type="dxa" w:w="794"/>
+            <w:shd w:fill="F5F7FA"/>
+            <w:tcMar>
+              <w:top w:w="110" w:type="dxa"/>
+              <w:start w:w="130" w:type="dxa"/>
+              <w:bottom w:w="110" w:type="dxa"/>
+              <w:end w:w="130" w:type="dxa"/>
+            </w:tcMar>
+            <w:vAlign w:val="center"/>
+          </w:tcPr>
+          <w:p>
+            <w:pPr>
+              <w:spacing w:after="0"/>
+            </w:pPr>
+            <w:r>
+              <w:rPr>
+                <w:rFonts w:ascii="Microsoft YaHei" w:hAnsi="Microsoft YaHei" w:eastAsia="微软雅黑"/>
+                <w:b w:val="0"/>
+                <w:color w:val="102A43"/>
+                <w:sz w:val="17"/>
+              </w:rPr>
+              <w:t>02</w:t>
+            </w:r>
+          </w:p>
+        </w:tc>
+        <w:tc>
+          <w:tcPr>
+            <w:tcW w:type="dxa" w:w="3798"/>
+            <w:shd w:fill="F5F7FA"/>
+            <w:tcMar>
+              <w:top w:w="110" w:type="dxa"/>
+              <w:start w:w="130" w:type="dxa"/>
+              <w:bottom w:w="110" w:type="dxa"/>
+              <w:end w:w="130" w:type="dxa"/>
+            </w:tcMar>
+            <w:vAlign w:val="center"/>
+          </w:tcPr>
+          <w:p>
+            <w:pPr>
+              <w:spacing w:after="0"/>
+            </w:pPr>
+            <w:r>
+              <w:rPr>
+                <w:rFonts w:ascii="Microsoft YaHei" w:hAnsi="Microsoft YaHei" w:eastAsia="微软雅黑"/>
+                <w:b w:val="0"/>
+                <w:color w:val="102A43"/>
+                <w:sz w:val="17"/>
+              </w:rPr>
+              <w:t>产品与用户旅程</w:t>
+            </w:r>
+          </w:p>
+        </w:tc>
+        <w:tc>
+          <w:tcPr>
+            <w:tcW w:type="dxa" w:w="794"/>
+            <w:shd w:fill="F5F7FA"/>
+            <w:tcMar>
+              <w:top w:w="110" w:type="dxa"/>
+              <w:start w:w="130" w:type="dxa"/>
+              <w:bottom w:w="110" w:type="dxa"/>
+              <w:end w:w="130" w:type="dxa"/>
+            </w:tcMar>
+            <w:vAlign w:val="center"/>
+          </w:tcPr>
+          <w:p>
+            <w:pPr>
+              <w:spacing w:after="0"/>
+            </w:pPr>
+            <w:r>
+              <w:rPr>
+                <w:rFonts w:ascii="Microsoft YaHei" w:hAnsi="Microsoft YaHei" w:eastAsia="微软雅黑"/>
+                <w:b w:val="0"/>
+                <w:color w:val="102A43"/>
+                <w:sz w:val="17"/>
+              </w:rPr>
+              <w:t>09</w:t>
+            </w:r>
+          </w:p>
+        </w:tc>
+        <w:tc>
+          <w:tcPr>
+            <w:tcW w:type="dxa" w:w="3798"/>
+            <w:shd w:fill="F5F7FA"/>
+            <w:tcMar>
+              <w:top w:w="110" w:type="dxa"/>
+              <w:start w:w="130" w:type="dxa"/>
+              <w:bottom w:w="110" w:type="dxa"/>
+              <w:end w:w="130" w:type="dxa"/>
+            </w:tcMar>
+            <w:vAlign w:val="center"/>
+          </w:tcPr>
+          <w:p>
+            <w:pPr>
+              <w:spacing w:after="0"/>
+            </w:pPr>
+            <w:r>
+              <w:rPr>
+                <w:rFonts w:ascii="Microsoft YaHei" w:hAnsi="Microsoft YaHei" w:eastAsia="微软雅黑"/>
+                <w:b w:val="0"/>
+                <w:color w:val="102A43"/>
+                <w:sz w:val="17"/>
+              </w:rPr>
+              <w:t>工程实现</w:t>
+            </w:r>
+          </w:p>
+        </w:tc>
+      </w:tr>
+      <w:tr>
+        <w:tc>
+          <w:tcPr>
+            <w:tcW w:type="dxa" w:w="794"/>
+            <w:shd w:fill="FFFFFF"/>
+            <w:tcMar>
+              <w:top w:w="110" w:type="dxa"/>
+              <w:start w:w="130" w:type="dxa"/>
+              <w:bottom w:w="110" w:type="dxa"/>
+              <w:end w:w="130" w:type="dxa"/>
+            </w:tcMar>
+            <w:vAlign w:val="center"/>
+          </w:tcPr>
+          <w:p>
+            <w:pPr>
+              <w:spacing w:after="0"/>
+            </w:pPr>
+            <w:r>
+              <w:rPr>
+                <w:rFonts w:ascii="Microsoft YaHei" w:hAnsi="Microsoft YaHei" w:eastAsia="微软雅黑"/>
+                <w:b w:val="0"/>
+                <w:color w:val="102A43"/>
+                <w:sz w:val="17"/>
+              </w:rPr>
+              <w:t>03</w:t>
+            </w:r>
+          </w:p>
+        </w:tc>
+        <w:tc>
+          <w:tcPr>
+            <w:tcW w:type="dxa" w:w="3798"/>
+            <w:shd w:fill="FFFFFF"/>
+            <w:tcMar>
+              <w:top w:w="110" w:type="dxa"/>
+              <w:start w:w="130" w:type="dxa"/>
+              <w:bottom w:w="110" w:type="dxa"/>
+              <w:end w:w="130" w:type="dxa"/>
+            </w:tcMar>
+            <w:vAlign w:val="center"/>
+          </w:tcPr>
+          <w:p>
+            <w:pPr>
+              <w:spacing w:after="0"/>
+            </w:pPr>
+            <w:r>
+              <w:rPr>
+                <w:rFonts w:ascii="Microsoft YaHei" w:hAnsi="Microsoft YaHei" w:eastAsia="微软雅黑"/>
+                <w:b w:val="0"/>
+                <w:color w:val="102A43"/>
+                <w:sz w:val="17"/>
+              </w:rPr>
+              <w:t>总体架构</w:t>
+            </w:r>
+          </w:p>
+        </w:tc>
+        <w:tc>
+          <w:tcPr>
+            <w:tcW w:type="dxa" w:w="794"/>
+            <w:shd w:fill="FFFFFF"/>
+            <w:tcMar>
+              <w:top w:w="110" w:type="dxa"/>
+              <w:start w:w="130" w:type="dxa"/>
+              <w:bottom w:w="110" w:type="dxa"/>
+              <w:end w:w="130" w:type="dxa"/>
+            </w:tcMar>
+            <w:vAlign w:val="center"/>
+          </w:tcPr>
+          <w:p>
+            <w:pPr>
+              <w:spacing w:after="0"/>
+            </w:pPr>
+            <w:r>
+              <w:rPr>
+                <w:rFonts w:ascii="Microsoft YaHei" w:hAnsi="Microsoft YaHei" w:eastAsia="微软雅黑"/>
+                <w:b w:val="0"/>
+                <w:color w:val="102A43"/>
+                <w:sz w:val="17"/>
+              </w:rPr>
+              <w:t>10</w:t>
+            </w:r>
+          </w:p>
+        </w:tc>
+        <w:tc>
+          <w:tcPr>
+            <w:tcW w:type="dxa" w:w="3798"/>
+            <w:shd w:fill="FFFFFF"/>
+            <w:tcMar>
+              <w:top w:w="110" w:type="dxa"/>
+              <w:start w:w="130" w:type="dxa"/>
+              <w:bottom w:w="110" w:type="dxa"/>
+              <w:end w:w="130" w:type="dxa"/>
+            </w:tcMar>
+            <w:vAlign w:val="center"/>
+          </w:tcPr>
+          <w:p>
+            <w:pPr>
+              <w:spacing w:after="0"/>
+            </w:pPr>
+            <w:r>
+              <w:rPr>
+                <w:rFonts w:ascii="Microsoft YaHei" w:hAnsi="Microsoft YaHei" w:eastAsia="微软雅黑"/>
+                <w:b w:val="0"/>
+                <w:color w:val="102A43"/>
+                <w:sz w:val="17"/>
+              </w:rPr>
+              <w:t>差异化与推广</w:t>
+            </w:r>
+          </w:p>
+        </w:tc>
+      </w:tr>
+      <w:tr>
+        <w:tc>
+          <w:tcPr>
+            <w:tcW w:type="dxa" w:w="794"/>
+            <w:shd w:fill="F5F7FA"/>
+            <w:tcMar>
+              <w:top w:w="110" w:type="dxa"/>
+              <w:start w:w="130" w:type="dxa"/>
+              <w:bottom w:w="110" w:type="dxa"/>
+              <w:end w:w="130" w:type="dxa"/>
+            </w:tcMar>
+            <w:vAlign w:val="center"/>
+          </w:tcPr>
+          <w:p>
+            <w:pPr>
+              <w:spacing w:after="0"/>
+            </w:pPr>
+            <w:r>
+              <w:rPr>
+                <w:rFonts w:ascii="Microsoft YaHei" w:hAnsi="Microsoft YaHei" w:eastAsia="微软雅黑"/>
+                <w:b w:val="0"/>
+                <w:color w:val="102A43"/>
+                <w:sz w:val="17"/>
+              </w:rPr>
+              <w:t>04</w:t>
+            </w:r>
+          </w:p>
+        </w:tc>
+        <w:tc>
+          <w:tcPr>
+            <w:tcW w:type="dxa" w:w="3798"/>
+            <w:shd w:fill="F5F7FA"/>
+            <w:tcMar>
+              <w:top w:w="110" w:type="dxa"/>
+              <w:start w:w="130" w:type="dxa"/>
+              <w:bottom w:w="110" w:type="dxa"/>
+              <w:end w:w="130" w:type="dxa"/>
+            </w:tcMar>
+            <w:vAlign w:val="center"/>
+          </w:tcPr>
+          <w:p>
+            <w:pPr>
+              <w:spacing w:after="0"/>
+            </w:pPr>
+            <w:r>
+              <w:rPr>
+                <w:rFonts w:ascii="Microsoft YaHei" w:hAnsi="Microsoft YaHei" w:eastAsia="微软雅黑"/>
+                <w:b w:val="0"/>
+                <w:color w:val="102A43"/>
+                <w:sz w:val="17"/>
+              </w:rPr>
+              <w:t>AI 核心创新</w:t>
+            </w:r>
+          </w:p>
+        </w:tc>
+        <w:tc>
+          <w:tcPr>
+            <w:tcW w:type="dxa" w:w="794"/>
+            <w:shd w:fill="F5F7FA"/>
+            <w:tcMar>
+              <w:top w:w="110" w:type="dxa"/>
+              <w:start w:w="130" w:type="dxa"/>
+              <w:bottom w:w="110" w:type="dxa"/>
+              <w:end w:w="130" w:type="dxa"/>
+            </w:tcMar>
+            <w:vAlign w:val="center"/>
+          </w:tcPr>
+          <w:p>
+            <w:pPr>
+              <w:spacing w:after="0"/>
+            </w:pPr>
+            <w:r>
+              <w:rPr>
+                <w:rFonts w:ascii="Microsoft YaHei" w:hAnsi="Microsoft YaHei" w:eastAsia="微软雅黑"/>
+                <w:b w:val="0"/>
+                <w:color w:val="102A43"/>
+                <w:sz w:val="17"/>
+              </w:rPr>
+              <w:t>11</w:t>
+            </w:r>
+          </w:p>
+        </w:tc>
+        <w:tc>
+          <w:tcPr>
+            <w:tcW w:type="dxa" w:w="3798"/>
+            <w:shd w:fill="F5F7FA"/>
+            <w:tcMar>
+              <w:top w:w="110" w:type="dxa"/>
+              <w:start w:w="130" w:type="dxa"/>
+              <w:bottom w:w="110" w:type="dxa"/>
+              <w:end w:w="130" w:type="dxa"/>
+            </w:tcMar>
+            <w:vAlign w:val="center"/>
+          </w:tcPr>
+          <w:p>
+            <w:pPr>
+              <w:spacing w:after="0"/>
+            </w:pPr>
+            <w:r>
+              <w:rPr>
+                <w:rFonts w:ascii="Microsoft YaHei" w:hAnsi="Microsoft YaHei" w:eastAsia="微软雅黑"/>
+                <w:b w:val="0"/>
+                <w:color w:val="102A43"/>
+                <w:sz w:val="17"/>
+              </w:rPr>
+              <w:t>风险与伦理</w:t>
+            </w:r>
+          </w:p>
+        </w:tc>
+      </w:tr>
+      <w:tr>
+        <w:tc>
+          <w:tcPr>
+            <w:tcW w:type="dxa" w:w="794"/>
+            <w:shd w:fill="FFFFFF"/>
+            <w:tcMar>
+              <w:top w:w="110" w:type="dxa"/>
+              <w:start w:w="130" w:type="dxa"/>
+              <w:bottom w:w="110" w:type="dxa"/>
+              <w:end w:w="130" w:type="dxa"/>
+            </w:tcMar>
+            <w:vAlign w:val="center"/>
+          </w:tcPr>
+          <w:p>
+            <w:pPr>
+              <w:spacing w:after="0"/>
+            </w:pPr>
+            <w:r>
+              <w:rPr>
+                <w:rFonts w:ascii="Microsoft YaHei" w:hAnsi="Microsoft YaHei" w:eastAsia="微软雅黑"/>
+                <w:b w:val="0"/>
+                <w:color w:val="102A43"/>
+                <w:sz w:val="17"/>
+              </w:rPr>
+              <w:t>05</w:t>
+            </w:r>
+          </w:p>
+        </w:tc>
+        <w:tc>
+          <w:tcPr>
+            <w:tcW w:type="dxa" w:w="3798"/>
+            <w:shd w:fill="FFFFFF"/>
+            <w:tcMar>
+              <w:top w:w="110" w:type="dxa"/>
+              <w:start w:w="130" w:type="dxa"/>
+              <w:bottom w:w="110" w:type="dxa"/>
+              <w:end w:w="130" w:type="dxa"/>
+            </w:tcMar>
+            <w:vAlign w:val="center"/>
+          </w:tcPr>
+          <w:p>
+            <w:pPr>
+              <w:spacing w:after="0"/>
+            </w:pPr>
+            <w:r>
+              <w:rPr>
+                <w:rFonts w:ascii="Microsoft YaHei" w:hAnsi="Microsoft YaHei" w:eastAsia="微软雅黑"/>
+                <w:b w:val="0"/>
+                <w:color w:val="102A43"/>
+                <w:sz w:val="17"/>
+              </w:rPr>
+              <w:t>可信安全机制</w:t>
+            </w:r>
+          </w:p>
+        </w:tc>
+        <w:tc>
+          <w:tcPr>
+            <w:tcW w:type="dxa" w:w="794"/>
+            <w:shd w:fill="FFFFFF"/>
+            <w:tcMar>
+              <w:top w:w="110" w:type="dxa"/>
+              <w:start w:w="130" w:type="dxa"/>
+              <w:bottom w:w="110" w:type="dxa"/>
+              <w:end w:w="130" w:type="dxa"/>
+            </w:tcMar>
+            <w:vAlign w:val="center"/>
+          </w:tcPr>
+          <w:p>
+            <w:pPr>
+              <w:spacing w:after="0"/>
+            </w:pPr>
+            <w:r>
+              <w:rPr>
+                <w:rFonts w:ascii="Microsoft YaHei" w:hAnsi="Microsoft YaHei" w:eastAsia="微软雅黑"/>
+                <w:b w:val="0"/>
+                <w:color w:val="102A43"/>
+                <w:sz w:val="17"/>
+              </w:rPr>
+              <w:t>12</w:t>
+            </w:r>
+          </w:p>
+        </w:tc>
+        <w:tc>
+          <w:tcPr>
+            <w:tcW w:type="dxa" w:w="3798"/>
+            <w:shd w:fill="FFFFFF"/>
+            <w:tcMar>
+              <w:top w:w="110" w:type="dxa"/>
+              <w:start w:w="130" w:type="dxa"/>
+              <w:bottom w:w="110" w:type="dxa"/>
+              <w:end w:w="130" w:type="dxa"/>
+            </w:tcMar>
+            <w:vAlign w:val="center"/>
+          </w:tcPr>
+          <w:p>
+            <w:pPr>
+              <w:spacing w:after="0"/>
+            </w:pPr>
+            <w:r>
+              <w:rPr>
+                <w:rFonts w:ascii="Microsoft YaHei" w:hAnsi="Microsoft YaHei" w:eastAsia="微软雅黑"/>
+                <w:b w:val="0"/>
+                <w:color w:val="102A43"/>
+                <w:sz w:val="17"/>
+              </w:rPr>
+              <w:t>团队与实施</w:t>
+            </w:r>
+          </w:p>
+        </w:tc>
+      </w:tr>
+      <w:tr>
+        <w:tc>
+          <w:tcPr>
+            <w:tcW w:type="dxa" w:w="794"/>
+            <w:shd w:fill="F5F7FA"/>
+            <w:tcMar>
+              <w:top w:w="110" w:type="dxa"/>
+              <w:start w:w="130" w:type="dxa"/>
+              <w:bottom w:w="110" w:type="dxa"/>
+              <w:end w:w="130" w:type="dxa"/>
+            </w:tcMar>
+            <w:vAlign w:val="center"/>
+          </w:tcPr>
+          <w:p>
+            <w:pPr>
+              <w:spacing w:after="0"/>
+            </w:pPr>
+            <w:r>
+              <w:rPr>
+                <w:rFonts w:ascii="Microsoft YaHei" w:hAnsi="Microsoft YaHei" w:eastAsia="微软雅黑"/>
+                <w:b w:val="0"/>
+                <w:color w:val="102A43"/>
+                <w:sz w:val="17"/>
+              </w:rPr>
+              <w:t>06</w:t>
+            </w:r>
+          </w:p>
+        </w:tc>
+        <w:tc>
+          <w:tcPr>
+            <w:tcW w:type="dxa" w:w="3798"/>
+            <w:shd w:fill="F5F7FA"/>
+            <w:tcMar>
+              <w:top w:w="110" w:type="dxa"/>
+              <w:start w:w="130" w:type="dxa"/>
+              <w:bottom w:w="110" w:type="dxa"/>
+              <w:end w:w="130" w:type="dxa"/>
+            </w:tcMar>
+            <w:vAlign w:val="center"/>
+          </w:tcPr>
+          <w:p>
+            <w:pPr>
+              <w:spacing w:after="0"/>
+            </w:pPr>
+            <w:r>
+              <w:rPr>
+                <w:rFonts w:ascii="Microsoft YaHei" w:hAnsi="Microsoft YaHei" w:eastAsia="微软雅黑"/>
+                <w:b w:val="0"/>
+                <w:color w:val="102A43"/>
+                <w:sz w:val="17"/>
+              </w:rPr>
+              <w:t>数据与知识治理</w:t>
+            </w:r>
+          </w:p>
+        </w:tc>
+        <w:tc>
+          <w:tcPr>
+            <w:tcW w:type="dxa" w:w="794"/>
+            <w:shd w:fill="F5F7FA"/>
+            <w:tcMar>
+              <w:top w:w="110" w:type="dxa"/>
+              <w:start w:w="130" w:type="dxa"/>
+              <w:bottom w:w="110" w:type="dxa"/>
+              <w:end w:w="130" w:type="dxa"/>
+            </w:tcMar>
+            <w:vAlign w:val="center"/>
+          </w:tcPr>
+          <w:p>
+            <w:pPr>
+              <w:spacing w:after="0"/>
+            </w:pPr>
+            <w:r>
+              <w:rPr>
+                <w:rFonts w:ascii="Microsoft YaHei" w:hAnsi="Microsoft YaHei" w:eastAsia="微软雅黑"/>
+                <w:b w:val="0"/>
+                <w:color w:val="102A43"/>
+                <w:sz w:val="17"/>
+              </w:rPr>
+              <w:t>13</w:t>
+            </w:r>
+          </w:p>
+        </w:tc>
+        <w:tc>
+          <w:tcPr>
+            <w:tcW w:type="dxa" w:w="3798"/>
+            <w:shd w:fill="F5F7FA"/>
+            <w:tcMar>
+              <w:top w:w="110" w:type="dxa"/>
+              <w:start w:w="130" w:type="dxa"/>
+              <w:bottom w:w="110" w:type="dxa"/>
+              <w:end w:w="130" w:type="dxa"/>
+            </w:tcMar>
+            <w:vAlign w:val="center"/>
+          </w:tcPr>
+          <w:p>
+            <w:pPr>
+              <w:spacing w:after="0"/>
+            </w:pPr>
+            <w:r>
+              <w:rPr>
+                <w:rFonts w:ascii="Microsoft YaHei" w:hAnsi="Microsoft YaHei" w:eastAsia="微软雅黑"/>
+                <w:b w:val="0"/>
+                <w:color w:val="102A43"/>
+                <w:sz w:val="17"/>
+              </w:rPr>
+              <w:t>使用与交付</w:t>
+            </w:r>
+          </w:p>
+        </w:tc>
+      </w:tr>
+      <w:tr>
+        <w:tc>
+          <w:tcPr>
+            <w:tcW w:type="dxa" w:w="794"/>
+            <w:shd w:fill="FFFFFF"/>
+            <w:tcMar>
+              <w:top w:w="110" w:type="dxa"/>
+              <w:start w:w="130" w:type="dxa"/>
+              <w:bottom w:w="110" w:type="dxa"/>
+              <w:end w:w="130" w:type="dxa"/>
+            </w:tcMar>
+            <w:vAlign w:val="center"/>
+          </w:tcPr>
+          <w:p>
+            <w:pPr>
+              <w:spacing w:after="0"/>
+            </w:pPr>
+            <w:r>
+              <w:rPr>
+                <w:rFonts w:ascii="Microsoft YaHei" w:hAnsi="Microsoft YaHei" w:eastAsia="微软雅黑"/>
+                <w:b w:val="0"/>
+                <w:color w:val="102A43"/>
+                <w:sz w:val="17"/>
+              </w:rPr>
+              <w:t>07</w:t>
+            </w:r>
+          </w:p>
+        </w:tc>
+        <w:tc>
+          <w:tcPr>
+            <w:tcW w:type="dxa" w:w="3798"/>
+            <w:shd w:fill="FFFFFF"/>
+            <w:tcMar>
+              <w:top w:w="110" w:type="dxa"/>
+              <w:start w:w="130" w:type="dxa"/>
+              <w:bottom w:w="110" w:type="dxa"/>
+              <w:end w:w="130" w:type="dxa"/>
+            </w:tcMar>
+            <w:vAlign w:val="center"/>
+          </w:tcPr>
+          <w:p>
+            <w:pPr>
+              <w:spacing w:after="0"/>
+            </w:pPr>
+            <w:r>
+              <w:rPr>
+                <w:rFonts w:ascii="Microsoft YaHei" w:hAnsi="Microsoft YaHei" w:eastAsia="微软雅黑"/>
+                <w:b w:val="0"/>
+                <w:color w:val="102A43"/>
+                <w:sz w:val="17"/>
+              </w:rPr>
+              <w:t>功能系统</w:t>
+            </w:r>
+          </w:p>
+        </w:tc>
+        <w:tc>
+          <w:tcPr>
+            <w:tcW w:type="dxa" w:w="794"/>
+            <w:shd w:fill="FFFFFF"/>
+            <w:tcMar>
+              <w:top w:w="110" w:type="dxa"/>
+              <w:start w:w="130" w:type="dxa"/>
+              <w:bottom w:w="110" w:type="dxa"/>
+              <w:end w:w="130" w:type="dxa"/>
+            </w:tcMar>
+            <w:vAlign w:val="center"/>
+          </w:tcPr>
+          <w:p>
+            <w:pPr>
+              <w:spacing w:after="0"/>
+            </w:pPr>
+            <w:r>
+              <w:rPr>
+                <w:rFonts w:ascii="Microsoft YaHei" w:hAnsi="Microsoft YaHei" w:eastAsia="微软雅黑"/>
+                <w:b w:val="0"/>
+                <w:color w:val="102A43"/>
+                <w:sz w:val="17"/>
+              </w:rPr>
+            </w:r>
+          </w:p>
+        </w:tc>
+        <w:tc>
+          <w:tcPr>
+            <w:tcW w:type="dxa" w:w="3798"/>
+            <w:shd w:fill="FFFFFF"/>
+            <w:tcMar>
+              <w:top w:w="110" w:type="dxa"/>
+              <w:start w:w="130" w:type="dxa"/>
+              <w:bottom w:w="110" w:type="dxa"/>
+              <w:end w:w="130" w:type="dxa"/>
+            </w:tcMar>
+            <w:vAlign w:val="center"/>
+          </w:tcPr>
+          <w:p>
+            <w:pPr>
+              <w:spacing w:after="0"/>
+            </w:pPr>
+            <w:r>
+              <w:rPr>
+                <w:rFonts w:ascii="Microsoft YaHei" w:hAnsi="Microsoft YaHei" w:eastAsia="微软雅黑"/>
+                <w:b w:val="0"/>
+                <w:color w:val="102A43"/>
+                <w:sz w:val="17"/>
+              </w:rPr>
+            </w:r>
+          </w:p>
+        </w:tc>
+      </w:tr>
+    </w:tbl>
     <w:p>
       <w:pPr>
-        <w:spacing w:after="100" w:line="300" w:lineRule="auto"/>
+        <w:spacing w:after="20"/>
       </w:pPr>
-      <w:r>
-        <w:rPr>
-          <w:rFonts w:ascii="Microsoft YaHei" w:hAnsi="Microsoft YaHei" w:eastAsia="微软雅黑"/>
-          <w:b w:val="0"/>
-          <w:color w:val="52606D"/>
-          <w:sz w:val="21"/>
-        </w:rPr>
-        <w:t>01  问题与价值</w:t>
-      </w:r>
-    </w:p>
-    <w:p>
-      <w:pPr>
-        <w:spacing w:after="100" w:line="300" w:lineRule="auto"/>
-      </w:pPr>
-      <w:r>
-        <w:rPr>
-          <w:rFonts w:ascii="Microsoft YaHei" w:hAnsi="Microsoft YaHei" w:eastAsia="微软雅黑"/>
-          <w:b w:val="0"/>
-          <w:color w:val="52606D"/>
-          <w:sz w:val="21"/>
-        </w:rPr>
-        <w:t>02  产品与用户旅程</w:t>
-      </w:r>
-    </w:p>
-    <w:p>
-      <w:pPr>
-        <w:spacing w:after="100" w:line="300" w:lineRule="auto"/>
-      </w:pPr>
-      <w:r>
-        <w:rPr>
-          <w:rFonts w:ascii="Microsoft YaHei" w:hAnsi="Microsoft YaHei" w:eastAsia="微软雅黑"/>
-          <w:b w:val="0"/>
-          <w:color w:val="52606D"/>
-          <w:sz w:val="21"/>
-        </w:rPr>
-        <w:t>03  总体架构</w:t>
-      </w:r>
-    </w:p>
-    <w:p>
-      <w:pPr>
-        <w:spacing w:after="100" w:line="300" w:lineRule="auto"/>
-      </w:pPr>
-      <w:r>
-        <w:rPr>
-          <w:rFonts w:ascii="Microsoft YaHei" w:hAnsi="Microsoft YaHei" w:eastAsia="微软雅黑"/>
-          <w:b w:val="0"/>
-          <w:color w:val="52606D"/>
-          <w:sz w:val="21"/>
-        </w:rPr>
-        <w:t>04  AI 核心创新</w:t>
-      </w:r>
-    </w:p>
-    <w:p>
-      <w:pPr>
-        <w:spacing w:after="100" w:line="300" w:lineRule="auto"/>
-      </w:pPr>
-      <w:r>
-        <w:rPr>
-          <w:rFonts w:ascii="Microsoft YaHei" w:hAnsi="Microsoft YaHei" w:eastAsia="微软雅黑"/>
-          <w:b w:val="0"/>
-          <w:color w:val="52606D"/>
-          <w:sz w:val="21"/>
-        </w:rPr>
-        <w:t>05  可信安全机制</w:t>
-      </w:r>
-    </w:p>
-    <w:p>
-      <w:pPr>
-        <w:spacing w:after="100" w:line="300" w:lineRule="auto"/>
-      </w:pPr>
-      <w:r>
-        <w:rPr>
-          <w:rFonts w:ascii="Microsoft YaHei" w:hAnsi="Microsoft YaHei" w:eastAsia="微软雅黑"/>
-          <w:b w:val="0"/>
-          <w:color w:val="52606D"/>
-          <w:sz w:val="21"/>
-        </w:rPr>
-        <w:t>06  数据与知识治理</w:t>
-      </w:r>
-    </w:p>
-    <w:p>
-      <w:pPr>
-        <w:spacing w:after="100" w:line="300" w:lineRule="auto"/>
-      </w:pPr>
-      <w:r>
-        <w:rPr>
-          <w:rFonts w:ascii="Microsoft YaHei" w:hAnsi="Microsoft YaHei" w:eastAsia="微软雅黑"/>
-          <w:b w:val="0"/>
-          <w:color w:val="52606D"/>
-          <w:sz w:val="21"/>
-        </w:rPr>
-        <w:t>07  功能系统</w:t>
-      </w:r>
-    </w:p>
-    <w:p>
-      <w:pPr>
-        <w:spacing w:after="100" w:line="300" w:lineRule="auto"/>
-      </w:pPr>
-      <w:r>
-        <w:rPr>
-          <w:rFonts w:ascii="Microsoft YaHei" w:hAnsi="Microsoft YaHei" w:eastAsia="微软雅黑"/>
-          <w:b w:val="0"/>
-          <w:color w:val="52606D"/>
-          <w:sz w:val="21"/>
-        </w:rPr>
-        <w:t>08  实验设计与结果</w:t>
-      </w:r>
-    </w:p>
-    <w:p>
-      <w:pPr>
-        <w:spacing w:after="100" w:line="300" w:lineRule="auto"/>
-      </w:pPr>
-      <w:r>
-        <w:rPr>
-          <w:rFonts w:ascii="Microsoft YaHei" w:hAnsi="Microsoft YaHei" w:eastAsia="微软雅黑"/>
-          <w:b w:val="0"/>
-          <w:color w:val="52606D"/>
-          <w:sz w:val="21"/>
-        </w:rPr>
-        <w:t>09  工程实现</w:t>
-      </w:r>
-    </w:p>
-    <w:p>
-      <w:pPr>
-        <w:spacing w:after="100" w:line="300" w:lineRule="auto"/>
-      </w:pPr>
-      <w:r>
-        <w:rPr>
-          <w:rFonts w:ascii="Microsoft YaHei" w:hAnsi="Microsoft YaHei" w:eastAsia="微软雅黑"/>
-          <w:b w:val="0"/>
-          <w:color w:val="52606D"/>
-          <w:sz w:val="21"/>
-        </w:rPr>
-        <w:t>10  差异化与推广</w:t>
-      </w:r>
-    </w:p>
-    <w:p>
-      <w:pPr>
-        <w:spacing w:after="100" w:line="300" w:lineRule="auto"/>
-      </w:pPr>
-      <w:r>
-        <w:rPr>
-          <w:rFonts w:ascii="Microsoft YaHei" w:hAnsi="Microsoft YaHei" w:eastAsia="微软雅黑"/>
-          <w:b w:val="0"/>
-          <w:color w:val="52606D"/>
-          <w:sz w:val="21"/>
-        </w:rPr>
-        <w:t>11  风险与伦理</w:t>
-      </w:r>
-    </w:p>
-    <w:p>
-      <w:pPr>
-        <w:spacing w:after="100" w:line="300" w:lineRule="auto"/>
-      </w:pPr>
-      <w:r>
-        <w:rPr>
-          <w:rFonts w:ascii="Microsoft YaHei" w:hAnsi="Microsoft YaHei" w:eastAsia="微软雅黑"/>
-          <w:b w:val="0"/>
-          <w:color w:val="52606D"/>
-          <w:sz w:val="21"/>
-        </w:rPr>
-        <w:t>12  实施与分工</w:t>
-      </w:r>
-    </w:p>
-    <w:p>
-      <w:pPr>
-        <w:spacing w:after="100" w:line="300" w:lineRule="auto"/>
-      </w:pPr>
-      <w:r>
-        <w:rPr>
-          <w:rFonts w:ascii="Microsoft YaHei" w:hAnsi="Microsoft YaHei" w:eastAsia="微软雅黑"/>
-          <w:b w:val="0"/>
-          <w:color w:val="52606D"/>
-          <w:sz w:val="21"/>
-        </w:rPr>
-        <w:t>13  提交清单与边界</w:t>
-      </w:r>
     </w:p>
     <w:p>
       <w:r>
@@ -2316,7 +3036,7 @@
                 <w:color w:val="102A43"/>
                 <w:sz w:val="20"/>
               </w:rPr>
-              <w:t>评委可在“评审演示中心”按 A–F 六个案例复现：正常家庭、信息不足、紧急风险、政策版本差异、候选规则影响分析、越权/注入拒绝。</w:t>
+              <w:t>演示者可在“场景验证中心”按 A–F 六个案例复现：正常家庭、信息不足、紧急风险、政策版本差异、候选规则影响分析、越权与注入拒绝。</w:t>
             </w:r>
           </w:p>
         </w:tc>
@@ -2483,7 +3203,7 @@
                 <w:color w:val="102A43"/>
                 <w:sz w:val="17"/>
               </w:rPr>
-              <w:t>居民端、经办端、评审演示中心、治理工作台</w:t>
+              <w:t>居民端、经办端、场景验证中心、治理工作台</w:t>
             </w:r>
           </w:p>
         </w:tc>
@@ -6575,7 +7295,7 @@
                 <w:color w:val="102A43"/>
                 <w:sz w:val="17"/>
               </w:rPr>
-              <w:t>评审演示中心</w:t>
+              <w:t>场景验证中心</w:t>
             </w:r>
           </w:p>
         </w:tc>
@@ -7445,7 +8165,7 @@
                 <w:color w:val="102A43"/>
                 <w:sz w:val="17"/>
               </w:rPr>
-              <w:t>1.000；P95 2.592秒</w:t>
+              <w:t>1.000；P95 4.850秒</w:t>
             </w:r>
           </w:p>
         </w:tc>
@@ -7528,7 +8248,7 @@
                 <w:color w:val="102A43"/>
                 <w:sz w:val="17"/>
               </w:rPr>
-              <w:t>12/12；P95 430毫秒</w:t>
+              <w:t>12/12；P95 898毫秒</w:t>
             </w:r>
           </w:p>
         </w:tc>
@@ -8855,7 +9575,7 @@
                 <w:color w:val="102A43"/>
                 <w:sz w:val="17"/>
               </w:rPr>
-              <w:t>25.6 ms</w:t>
+              <w:t>25.8 ms</w:t>
             </w:r>
           </w:p>
         </w:tc>
@@ -8992,7 +9712,7 @@
                 <w:color w:val="102A43"/>
                 <w:sz w:val="17"/>
               </w:rPr>
-              <w:t>58.8 ms</w:t>
+              <w:t>77.8 ms</w:t>
             </w:r>
           </w:p>
         </w:tc>
@@ -9129,7 +9849,7 @@
                 <w:color w:val="102A43"/>
                 <w:sz w:val="17"/>
               </w:rPr>
-              <w:t>201.2 ms</w:t>
+              <w:t>264.2 ms</w:t>
             </w:r>
           </w:p>
         </w:tc>
@@ -9266,7 +9986,7 @@
                 <w:color w:val="102A43"/>
                 <w:sz w:val="17"/>
               </w:rPr>
-              <w:t>369.0 ms</w:t>
+              <w:t>671.2 ms</w:t>
             </w:r>
           </w:p>
         </w:tc>
@@ -9403,7 +10123,7 @@
                 <w:color w:val="102A43"/>
                 <w:sz w:val="17"/>
               </w:rPr>
-              <w:t>439.8 ms</w:t>
+              <w:t>883.5 ms</w:t>
             </w:r>
           </w:p>
         </w:tc>
@@ -9835,7 +10555,7 @@
                 <w:color w:val="102A43"/>
                 <w:sz w:val="17"/>
               </w:rPr>
-              <w:t>Pytest 64 项；前端路由契约；高风险 100 例；复现脚本</w:t>
+              <w:t>Pytest 66 项；前端路由契约；高风险 100 例；复现脚本</w:t>
             </w:r>
           </w:p>
         </w:tc>
@@ -10398,7 +11118,7 @@
           <w:color w:val="52606D"/>
           <w:sz w:val="21"/>
         </w:rPr>
-        <w:t>项目已建立 Git 基线，应用、缓存、静态资源和包元数据统一为 V0.7.0。运行数据库、日志、真人数据、专家原表、临时文件和模型权重均由忽略规则隔离，避免误提交。</w:t>
+        <w:t>项目已建立 Git 基线，应用、缓存、静态资源和包元数据统一为 V1.0.0。运行数据库、日志、真人数据、专家原表、临时文件和模型权重均由忽略规则隔离，避免误提交。</w:t>
       </w:r>
     </w:p>
     <w:p>
@@ -11781,7 +12501,7 @@
         <w:spacing w:before="240" w:after="100"/>
       </w:pPr>
       <w:r>
-        <w:t>12  实施计划与团队分工</w:t>
+        <w:t>12  团队与实施</w:t>
       </w:r>
     </w:p>
     <w:tbl>
@@ -11904,7 +12624,7 @@
                 <w:color w:val="102A43"/>
                 <w:sz w:val="17"/>
               </w:rPr>
-              <w:t>成员 A · AI/数据</w:t>
+              <w:t>队长</w:t>
             </w:r>
           </w:p>
         </w:tc>
@@ -11931,7 +12651,7 @@
                 <w:color w:val="102A43"/>
                 <w:sz w:val="17"/>
               </w:rPr>
-              <w:t>Policy2Rule、本地模型、检索、评测集与实验</w:t>
+              <w:t>总体架构、后端与可信推理、本地模型集成、部署验收</w:t>
             </w:r>
           </w:p>
         </w:tc>
@@ -11958,7 +12678,7 @@
                 <w:color w:val="102A43"/>
                 <w:sz w:val="17"/>
               </w:rPr>
-              <w:t>安全测试、数据治理</w:t>
+              <w:t>实验复现、现场演示</w:t>
             </w:r>
           </w:p>
         </w:tc>
@@ -11987,7 +12707,7 @@
                 <w:color w:val="102A43"/>
                 <w:sz w:val="17"/>
               </w:rPr>
-              <w:t>成员 B · 后端/可信</w:t>
+              <w:t>队员</w:t>
             </w:r>
           </w:p>
         </w:tc>
@@ -12014,7 +12734,7 @@
                 <w:color w:val="102A43"/>
                 <w:sz w:val="17"/>
               </w:rPr>
-              <w:t>时态规则、三值推理、API、审计、发布门</w:t>
+              <w:t>前端交互、数据与政策材料整理、文档与测试</w:t>
             </w:r>
           </w:p>
         </w:tc>
@@ -12041,90 +12761,7 @@
                 <w:color w:val="102A43"/>
                 <w:sz w:val="17"/>
               </w:rPr>
-              <w:t>部署、性能与供应链</w:t>
-            </w:r>
-          </w:p>
-        </w:tc>
-      </w:tr>
-      <w:tr>
-        <w:tc>
-          <w:tcPr>
-            <w:tcW w:type="dxa" w:w="1984"/>
-            <w:shd w:fill="FFFFFF"/>
-            <w:tcMar>
-              <w:top w:w="110" w:type="dxa"/>
-              <w:start w:w="130" w:type="dxa"/>
-              <w:bottom w:w="110" w:type="dxa"/>
-              <w:end w:w="130" w:type="dxa"/>
-            </w:tcMar>
-            <w:vAlign w:val="center"/>
-          </w:tcPr>
-          <w:p>
-            <w:pPr>
-              <w:spacing w:after="0"/>
-            </w:pPr>
-            <w:r>
-              <w:rPr>
-                <w:rFonts w:ascii="Microsoft YaHei" w:hAnsi="Microsoft YaHei" w:eastAsia="微软雅黑"/>
-                <w:b w:val="0"/>
-                <w:color w:val="102A43"/>
-                <w:sz w:val="17"/>
-              </w:rPr>
-              <w:t>成员 C · 前端/材料</w:t>
-            </w:r>
-          </w:p>
-        </w:tc>
-        <w:tc>
-          <w:tcPr>
-            <w:tcW w:type="dxa" w:w="4706"/>
-            <w:shd w:fill="FFFFFF"/>
-            <w:tcMar>
-              <w:top w:w="110" w:type="dxa"/>
-              <w:start w:w="130" w:type="dxa"/>
-              <w:bottom w:w="110" w:type="dxa"/>
-              <w:end w:w="130" w:type="dxa"/>
-            </w:tcMar>
-            <w:vAlign w:val="center"/>
-          </w:tcPr>
-          <w:p>
-            <w:pPr>
-              <w:spacing w:after="0"/>
-            </w:pPr>
-            <w:r>
-              <w:rPr>
-                <w:rFonts w:ascii="Microsoft YaHei" w:hAnsi="Microsoft YaHei" w:eastAsia="微软雅黑"/>
-                <w:b w:val="0"/>
-                <w:color w:val="102A43"/>
-                <w:sz w:val="17"/>
-              </w:rPr>
-              <w:t>产品交互、响应式界面、演示中心、方案与答辩</w:t>
-            </w:r>
-          </w:p>
-        </w:tc>
-        <w:tc>
-          <w:tcPr>
-            <w:tcW w:type="dxa" w:w="2494"/>
-            <w:shd w:fill="FFFFFF"/>
-            <w:tcMar>
-              <w:top w:w="110" w:type="dxa"/>
-              <w:start w:w="130" w:type="dxa"/>
-              <w:bottom w:w="110" w:type="dxa"/>
-              <w:end w:w="130" w:type="dxa"/>
-            </w:tcMar>
-            <w:vAlign w:val="center"/>
-          </w:tcPr>
-          <w:p>
-            <w:pPr>
-              <w:spacing w:after="0"/>
-            </w:pPr>
-            <w:r>
-              <w:rPr>
-                <w:rFonts w:ascii="Microsoft YaHei" w:hAnsi="Microsoft YaHei" w:eastAsia="微软雅黑"/>
-                <w:b w:val="0"/>
-                <w:color w:val="102A43"/>
-                <w:sz w:val="17"/>
-              </w:rPr>
-              <w:t>测试、视频脚本与现场演示</w:t>
+              <w:t>材料预检、现场演示</w:t>
             </w:r>
           </w:p>
         </w:tc>
@@ -12137,11 +12774,25 @@
     </w:p>
     <w:p>
       <w:pPr>
+        <w:spacing w:after="100" w:line="300" w:lineRule="auto"/>
+      </w:pPr>
+      <w:r>
+        <w:rPr>
+          <w:rFonts w:ascii="Microsoft YaHei" w:hAnsi="Microsoft YaHei" w:eastAsia="微软雅黑"/>
+          <w:b w:val="0"/>
+          <w:color w:val="52606D"/>
+          <w:sz w:val="21"/>
+        </w:rPr>
+        <w:t>团队名称为策马奔腾。团队采用交叉复核机制，核心规则、实验结果与演示流程均由不同角色复核。</w:t>
+      </w:r>
+    </w:p>
+    <w:p>
+      <w:pPr>
         <w:pStyle w:val="Heading2"/>
         <w:spacing w:before="160" w:after="100"/>
       </w:pPr>
       <w:r>
-        <w:t>12.1 赛前里程碑</w:t>
+        <w:t>12.1 交付里程碑</w:t>
       </w:r>
     </w:p>
     <w:tbl>
@@ -12449,7 +13100,648 @@
         <w:spacing w:before="240" w:after="100"/>
       </w:pPr>
       <w:r>
-        <w:t>13  提交清单与声明</w:t>
+        <w:t>13  使用与交付</w:t>
+      </w:r>
+    </w:p>
+    <w:p>
+      <w:pPr>
+        <w:pStyle w:val="Heading2"/>
+        <w:spacing w:before="160" w:after="100"/>
+      </w:pPr>
+      <w:r>
+        <w:t>13.1 本地启动</w:t>
+      </w:r>
+    </w:p>
+    <w:p>
+      <w:pPr>
+        <w:spacing w:after="100" w:line="300" w:lineRule="auto"/>
+      </w:pPr>
+      <w:r>
+        <w:rPr>
+          <w:rFonts w:ascii="Microsoft YaHei" w:hAnsi="Microsoft YaHei" w:eastAsia="微软雅黑"/>
+          <w:b w:val="0"/>
+          <w:color w:val="52606D"/>
+          <w:sz w:val="21"/>
+        </w:rPr>
+        <w:t>在 Windows PowerShell 中进入软件目录，首次运行 .\setup.ps1 安装依赖，之后运行 .\start.ps1 启动。浏览器访问 http://127.0.0.1:8000。结束时运行 .\stop.ps1。若本机已安装 Qwen3 模型，启动脚本会自动选择混合检索；模型不可用时安全降级到确定性管线。</w:t>
+      </w:r>
+    </w:p>
+    <w:p>
+      <w:pPr>
+        <w:pStyle w:val="Heading2"/>
+        <w:spacing w:before="160" w:after="100"/>
+      </w:pPr>
+      <w:r>
+        <w:t>13.2 建议演示顺序</w:t>
+      </w:r>
+    </w:p>
+    <w:tbl>
+      <w:tblPr>
+        <w:tblStyle w:val="TableGrid"/>
+        <w:tblW w:type="auto" w:w="0"/>
+        <w:jc w:val="center"/>
+        <w:tblLayout w:type="fixed"/>
+        <w:tblLook w:firstColumn="1" w:firstRow="1" w:lastColumn="0" w:lastRow="0" w:noHBand="0" w:noVBand="1" w:val="04A0"/>
+      </w:tblPr>
+      <w:tblGrid>
+        <w:gridCol w:w="3286"/>
+        <w:gridCol w:w="3286"/>
+        <w:gridCol w:w="3286"/>
+      </w:tblGrid>
+      <w:tr>
+        <w:trPr>
+          <w:tblHeader w:val="true"/>
+        </w:trPr>
+        <w:tc>
+          <w:tcPr>
+            <w:tcW w:type="dxa" w:w="1757"/>
+            <w:shd w:fill="102A43"/>
+            <w:tcMar>
+              <w:top w:w="110" w:type="dxa"/>
+              <w:start w:w="130" w:type="dxa"/>
+              <w:bottom w:w="110" w:type="dxa"/>
+              <w:end w:w="130" w:type="dxa"/>
+            </w:tcMar>
+          </w:tcPr>
+          <w:p>
+            <w:pPr>
+              <w:jc w:val="center"/>
+            </w:pPr>
+            <w:r>
+              <w:rPr>
+                <w:rFonts w:ascii="Microsoft YaHei" w:hAnsi="Microsoft YaHei" w:eastAsia="微软雅黑"/>
+                <w:b/>
+                <w:color w:val="FFFFFF"/>
+                <w:sz w:val="18"/>
+              </w:rPr>
+              <w:t>时间</w:t>
+            </w:r>
+          </w:p>
+        </w:tc>
+        <w:tc>
+          <w:tcPr>
+            <w:tcW w:type="dxa" w:w="2268"/>
+            <w:shd w:fill="102A43"/>
+            <w:tcMar>
+              <w:top w:w="110" w:type="dxa"/>
+              <w:start w:w="130" w:type="dxa"/>
+              <w:bottom w:w="110" w:type="dxa"/>
+              <w:end w:w="130" w:type="dxa"/>
+            </w:tcMar>
+          </w:tcPr>
+          <w:p>
+            <w:pPr>
+              <w:jc w:val="center"/>
+            </w:pPr>
+            <w:r>
+              <w:rPr>
+                <w:rFonts w:ascii="Microsoft YaHei" w:hAnsi="Microsoft YaHei" w:eastAsia="微软雅黑"/>
+                <w:b/>
+                <w:color w:val="FFFFFF"/>
+                <w:sz w:val="18"/>
+              </w:rPr>
+              <w:t>页面</w:t>
+            </w:r>
+          </w:p>
+        </w:tc>
+        <w:tc>
+          <w:tcPr>
+            <w:tcW w:type="dxa" w:w="5159"/>
+            <w:shd w:fill="102A43"/>
+            <w:tcMar>
+              <w:top w:w="110" w:type="dxa"/>
+              <w:start w:w="130" w:type="dxa"/>
+              <w:bottom w:w="110" w:type="dxa"/>
+              <w:end w:w="130" w:type="dxa"/>
+            </w:tcMar>
+          </w:tcPr>
+          <w:p>
+            <w:pPr>
+              <w:jc w:val="center"/>
+            </w:pPr>
+            <w:r>
+              <w:rPr>
+                <w:rFonts w:ascii="Microsoft YaHei" w:hAnsi="Microsoft YaHei" w:eastAsia="微软雅黑"/>
+                <w:b/>
+                <w:color w:val="FFFFFF"/>
+                <w:sz w:val="18"/>
+              </w:rPr>
+              <w:t>展示重点</w:t>
+            </w:r>
+          </w:p>
+        </w:tc>
+      </w:tr>
+      <w:tr>
+        <w:tc>
+          <w:tcPr>
+            <w:tcW w:type="dxa" w:w="1757"/>
+            <w:shd w:fill="FFFFFF"/>
+            <w:tcMar>
+              <w:top w:w="110" w:type="dxa"/>
+              <w:start w:w="130" w:type="dxa"/>
+              <w:bottom w:w="110" w:type="dxa"/>
+              <w:end w:w="130" w:type="dxa"/>
+            </w:tcMar>
+            <w:vAlign w:val="center"/>
+          </w:tcPr>
+          <w:p>
+            <w:pPr>
+              <w:spacing w:after="0"/>
+            </w:pPr>
+            <w:r>
+              <w:rPr>
+                <w:rFonts w:ascii="Microsoft YaHei" w:hAnsi="Microsoft YaHei" w:eastAsia="微软雅黑"/>
+                <w:b w:val="0"/>
+                <w:color w:val="102A43"/>
+                <w:sz w:val="17"/>
+              </w:rPr>
+              <w:t>0:00–0:30</w:t>
+            </w:r>
+          </w:p>
+        </w:tc>
+        <w:tc>
+          <w:tcPr>
+            <w:tcW w:type="dxa" w:w="2268"/>
+            <w:shd w:fill="FFFFFF"/>
+            <w:tcMar>
+              <w:top w:w="110" w:type="dxa"/>
+              <w:start w:w="130" w:type="dxa"/>
+              <w:bottom w:w="110" w:type="dxa"/>
+              <w:end w:w="130" w:type="dxa"/>
+            </w:tcMar>
+            <w:vAlign w:val="center"/>
+          </w:tcPr>
+          <w:p>
+            <w:pPr>
+              <w:spacing w:after="0"/>
+            </w:pPr>
+            <w:r>
+              <w:rPr>
+                <w:rFonts w:ascii="Microsoft YaHei" w:hAnsi="Microsoft YaHei" w:eastAsia="微软雅黑"/>
+                <w:b w:val="0"/>
+                <w:color w:val="102A43"/>
+                <w:sz w:val="17"/>
+              </w:rPr>
+              <w:t>项目总览</w:t>
+            </w:r>
+          </w:p>
+        </w:tc>
+        <w:tc>
+          <w:tcPr>
+            <w:tcW w:type="dxa" w:w="5159"/>
+            <w:shd w:fill="FFFFFF"/>
+            <w:tcMar>
+              <w:top w:w="110" w:type="dxa"/>
+              <w:start w:w="130" w:type="dxa"/>
+              <w:bottom w:w="110" w:type="dxa"/>
+              <w:end w:w="130" w:type="dxa"/>
+            </w:tcMar>
+            <w:vAlign w:val="center"/>
+          </w:tcPr>
+          <w:p>
+            <w:pPr>
+              <w:spacing w:after="0"/>
+            </w:pPr>
+            <w:r>
+              <w:rPr>
+                <w:rFonts w:ascii="Microsoft YaHei" w:hAnsi="Microsoft YaHei" w:eastAsia="微软雅黑"/>
+                <w:b w:val="0"/>
+                <w:color w:val="102A43"/>
+                <w:sz w:val="17"/>
+              </w:rPr>
+              <w:t>社会痛点、可信边界、14份官方来源</w:t>
+            </w:r>
+          </w:p>
+        </w:tc>
+      </w:tr>
+      <w:tr>
+        <w:tc>
+          <w:tcPr>
+            <w:tcW w:type="dxa" w:w="1757"/>
+            <w:shd w:fill="F5F7FA"/>
+            <w:tcMar>
+              <w:top w:w="110" w:type="dxa"/>
+              <w:start w:w="130" w:type="dxa"/>
+              <w:bottom w:w="110" w:type="dxa"/>
+              <w:end w:w="130" w:type="dxa"/>
+            </w:tcMar>
+            <w:vAlign w:val="center"/>
+          </w:tcPr>
+          <w:p>
+            <w:pPr>
+              <w:spacing w:after="0"/>
+            </w:pPr>
+            <w:r>
+              <w:rPr>
+                <w:rFonts w:ascii="Microsoft YaHei" w:hAnsi="Microsoft YaHei" w:eastAsia="微软雅黑"/>
+                <w:b w:val="0"/>
+                <w:color w:val="102A43"/>
+                <w:sz w:val="17"/>
+              </w:rPr>
+              <w:t>0:30–1:35</w:t>
+            </w:r>
+          </w:p>
+        </w:tc>
+        <w:tc>
+          <w:tcPr>
+            <w:tcW w:type="dxa" w:w="2268"/>
+            <w:shd w:fill="F5F7FA"/>
+            <w:tcMar>
+              <w:top w:w="110" w:type="dxa"/>
+              <w:start w:w="130" w:type="dxa"/>
+              <w:bottom w:w="110" w:type="dxa"/>
+              <w:end w:w="130" w:type="dxa"/>
+            </w:tcMar>
+            <w:vAlign w:val="center"/>
+          </w:tcPr>
+          <w:p>
+            <w:pPr>
+              <w:spacing w:after="0"/>
+            </w:pPr>
+            <w:r>
+              <w:rPr>
+                <w:rFonts w:ascii="Microsoft YaHei" w:hAnsi="Microsoft YaHei" w:eastAsia="微软雅黑"/>
+                <w:b w:val="0"/>
+                <w:color w:val="102A43"/>
+                <w:sz w:val="17"/>
+              </w:rPr>
+              <w:t>智能预筛</w:t>
+            </w:r>
+          </w:p>
+        </w:tc>
+        <w:tc>
+          <w:tcPr>
+            <w:tcW w:type="dxa" w:w="5159"/>
+            <w:shd w:fill="F5F7FA"/>
+            <w:tcMar>
+              <w:top w:w="110" w:type="dxa"/>
+              <w:start w:w="130" w:type="dxa"/>
+              <w:bottom w:w="110" w:type="dxa"/>
+              <w:end w:w="130" w:type="dxa"/>
+            </w:tcMar>
+            <w:vAlign w:val="center"/>
+          </w:tcPr>
+          <w:p>
+            <w:pPr>
+              <w:spacing w:after="0"/>
+            </w:pPr>
+            <w:r>
+              <w:rPr>
+                <w:rFonts w:ascii="Microsoft YaHei" w:hAnsi="Microsoft YaHei" w:eastAsia="微软雅黑"/>
+                <w:b w:val="0"/>
+                <w:color w:val="102A43"/>
+                <w:sz w:val="17"/>
+              </w:rPr>
+              <w:t>合成家庭、主动补问、三值结论、下一步</w:t>
+            </w:r>
+          </w:p>
+        </w:tc>
+      </w:tr>
+      <w:tr>
+        <w:tc>
+          <w:tcPr>
+            <w:tcW w:type="dxa" w:w="1757"/>
+            <w:shd w:fill="FFFFFF"/>
+            <w:tcMar>
+              <w:top w:w="110" w:type="dxa"/>
+              <w:start w:w="130" w:type="dxa"/>
+              <w:bottom w:w="110" w:type="dxa"/>
+              <w:end w:w="130" w:type="dxa"/>
+            </w:tcMar>
+            <w:vAlign w:val="center"/>
+          </w:tcPr>
+          <w:p>
+            <w:pPr>
+              <w:spacing w:after="0"/>
+            </w:pPr>
+            <w:r>
+              <w:rPr>
+                <w:rFonts w:ascii="Microsoft YaHei" w:hAnsi="Microsoft YaHei" w:eastAsia="微软雅黑"/>
+                <w:b w:val="0"/>
+                <w:color w:val="102A43"/>
+                <w:sz w:val="17"/>
+              </w:rPr>
+              <w:t>1:35–2:15</w:t>
+            </w:r>
+          </w:p>
+        </w:tc>
+        <w:tc>
+          <w:tcPr>
+            <w:tcW w:type="dxa" w:w="2268"/>
+            <w:shd w:fill="FFFFFF"/>
+            <w:tcMar>
+              <w:top w:w="110" w:type="dxa"/>
+              <w:start w:w="130" w:type="dxa"/>
+              <w:bottom w:w="110" w:type="dxa"/>
+              <w:end w:w="130" w:type="dxa"/>
+            </w:tcMar>
+            <w:vAlign w:val="center"/>
+          </w:tcPr>
+          <w:p>
+            <w:pPr>
+              <w:spacing w:after="0"/>
+            </w:pPr>
+            <w:r>
+              <w:rPr>
+                <w:rFonts w:ascii="Microsoft YaHei" w:hAnsi="Microsoft YaHei" w:eastAsia="微软雅黑"/>
+                <w:b w:val="0"/>
+                <w:color w:val="102A43"/>
+                <w:sz w:val="17"/>
+              </w:rPr>
+              <w:t>政策证据</w:t>
+            </w:r>
+          </w:p>
+        </w:tc>
+        <w:tc>
+          <w:tcPr>
+            <w:tcW w:type="dxa" w:w="5159"/>
+            <w:shd w:fill="FFFFFF"/>
+            <w:tcMar>
+              <w:top w:w="110" w:type="dxa"/>
+              <w:start w:w="130" w:type="dxa"/>
+              <w:bottom w:w="110" w:type="dxa"/>
+              <w:end w:w="130" w:type="dxa"/>
+            </w:tcMar>
+            <w:vAlign w:val="center"/>
+          </w:tcPr>
+          <w:p>
+            <w:pPr>
+              <w:spacing w:after="0"/>
+            </w:pPr>
+            <w:r>
+              <w:rPr>
+                <w:rFonts w:ascii="Microsoft YaHei" w:hAnsi="Microsoft YaHei" w:eastAsia="微软雅黑"/>
+                <w:b w:val="0"/>
+                <w:color w:val="102A43"/>
+                <w:sz w:val="17"/>
+              </w:rPr>
+              <w:t>逐字原文、版本日期、来源定位</w:t>
+            </w:r>
+          </w:p>
+        </w:tc>
+      </w:tr>
+      <w:tr>
+        <w:tc>
+          <w:tcPr>
+            <w:tcW w:type="dxa" w:w="1757"/>
+            <w:shd w:fill="F5F7FA"/>
+            <w:tcMar>
+              <w:top w:w="110" w:type="dxa"/>
+              <w:start w:w="130" w:type="dxa"/>
+              <w:bottom w:w="110" w:type="dxa"/>
+              <w:end w:w="130" w:type="dxa"/>
+            </w:tcMar>
+            <w:vAlign w:val="center"/>
+          </w:tcPr>
+          <w:p>
+            <w:pPr>
+              <w:spacing w:after="0"/>
+            </w:pPr>
+            <w:r>
+              <w:rPr>
+                <w:rFonts w:ascii="Microsoft YaHei" w:hAnsi="Microsoft YaHei" w:eastAsia="微软雅黑"/>
+                <w:b w:val="0"/>
+                <w:color w:val="102A43"/>
+                <w:sz w:val="17"/>
+              </w:rPr>
+              <w:t>2:15–2:55</w:t>
+            </w:r>
+          </w:p>
+        </w:tc>
+        <w:tc>
+          <w:tcPr>
+            <w:tcW w:type="dxa" w:w="2268"/>
+            <w:shd w:fill="F5F7FA"/>
+            <w:tcMar>
+              <w:top w:w="110" w:type="dxa"/>
+              <w:start w:w="130" w:type="dxa"/>
+              <w:bottom w:w="110" w:type="dxa"/>
+              <w:end w:w="130" w:type="dxa"/>
+            </w:tcMar>
+            <w:vAlign w:val="center"/>
+          </w:tcPr>
+          <w:p>
+            <w:pPr>
+              <w:spacing w:after="0"/>
+            </w:pPr>
+            <w:r>
+              <w:rPr>
+                <w:rFonts w:ascii="Microsoft YaHei" w:hAnsi="Microsoft YaHei" w:eastAsia="微软雅黑"/>
+                <w:b w:val="0"/>
+                <w:color w:val="102A43"/>
+                <w:sz w:val="17"/>
+              </w:rPr>
+              <w:t>材料预检</w:t>
+            </w:r>
+          </w:p>
+        </w:tc>
+        <w:tc>
+          <w:tcPr>
+            <w:tcW w:type="dxa" w:w="5159"/>
+            <w:shd w:fill="F5F7FA"/>
+            <w:tcMar>
+              <w:top w:w="110" w:type="dxa"/>
+              <w:start w:w="130" w:type="dxa"/>
+              <w:bottom w:w="110" w:type="dxa"/>
+              <w:end w:w="130" w:type="dxa"/>
+            </w:tcMar>
+            <w:vAlign w:val="center"/>
+          </w:tcPr>
+          <w:p>
+            <w:pPr>
+              <w:spacing w:after="0"/>
+            </w:pPr>
+            <w:r>
+              <w:rPr>
+                <w:rFonts w:ascii="Microsoft YaHei" w:hAnsi="Microsoft YaHei" w:eastAsia="微软雅黑"/>
+                <w:b w:val="0"/>
+                <w:color w:val="102A43"/>
+                <w:sz w:val="17"/>
+              </w:rPr>
+              <w:t>清晰与模糊材料、OCR候选、人工复核</w:t>
+            </w:r>
+          </w:p>
+        </w:tc>
+      </w:tr>
+      <w:tr>
+        <w:tc>
+          <w:tcPr>
+            <w:tcW w:type="dxa" w:w="1757"/>
+            <w:shd w:fill="FFFFFF"/>
+            <w:tcMar>
+              <w:top w:w="110" w:type="dxa"/>
+              <w:start w:w="130" w:type="dxa"/>
+              <w:bottom w:w="110" w:type="dxa"/>
+              <w:end w:w="130" w:type="dxa"/>
+            </w:tcMar>
+            <w:vAlign w:val="center"/>
+          </w:tcPr>
+          <w:p>
+            <w:pPr>
+              <w:spacing w:after="0"/>
+            </w:pPr>
+            <w:r>
+              <w:rPr>
+                <w:rFonts w:ascii="Microsoft YaHei" w:hAnsi="Microsoft YaHei" w:eastAsia="微软雅黑"/>
+                <w:b w:val="0"/>
+                <w:color w:val="102A43"/>
+                <w:sz w:val="17"/>
+              </w:rPr>
+              <w:t>2:55–3:35</w:t>
+            </w:r>
+          </w:p>
+        </w:tc>
+        <w:tc>
+          <w:tcPr>
+            <w:tcW w:type="dxa" w:w="2268"/>
+            <w:shd w:fill="FFFFFF"/>
+            <w:tcMar>
+              <w:top w:w="110" w:type="dxa"/>
+              <w:start w:w="130" w:type="dxa"/>
+              <w:bottom w:w="110" w:type="dxa"/>
+              <w:end w:w="130" w:type="dxa"/>
+            </w:tcMar>
+            <w:vAlign w:val="center"/>
+          </w:tcPr>
+          <w:p>
+            <w:pPr>
+              <w:spacing w:after="0"/>
+            </w:pPr>
+            <w:r>
+              <w:rPr>
+                <w:rFonts w:ascii="Microsoft YaHei" w:hAnsi="Microsoft YaHei" w:eastAsia="微软雅黑"/>
+                <w:b w:val="0"/>
+                <w:color w:val="102A43"/>
+                <w:sz w:val="17"/>
+              </w:rPr>
+              <w:t>场景验证</w:t>
+            </w:r>
+          </w:p>
+        </w:tc>
+        <w:tc>
+          <w:tcPr>
+            <w:tcW w:type="dxa" w:w="5159"/>
+            <w:shd w:fill="FFFFFF"/>
+            <w:tcMar>
+              <w:top w:w="110" w:type="dxa"/>
+              <w:start w:w="130" w:type="dxa"/>
+              <w:bottom w:w="110" w:type="dxa"/>
+              <w:end w:w="130" w:type="dxa"/>
+            </w:tcMar>
+            <w:vAlign w:val="center"/>
+          </w:tcPr>
+          <w:p>
+            <w:pPr>
+              <w:spacing w:after="0"/>
+            </w:pPr>
+            <w:r>
+              <w:rPr>
+                <w:rFonts w:ascii="Microsoft YaHei" w:hAnsi="Microsoft YaHei" w:eastAsia="微软雅黑"/>
+                <w:b w:val="0"/>
+                <w:color w:val="102A43"/>
+                <w:sz w:val="17"/>
+              </w:rPr>
+              <w:t>信息不足、紧急风险、新旧政策切换</w:t>
+            </w:r>
+          </w:p>
+        </w:tc>
+      </w:tr>
+      <w:tr>
+        <w:tc>
+          <w:tcPr>
+            <w:tcW w:type="dxa" w:w="1757"/>
+            <w:shd w:fill="F5F7FA"/>
+            <w:tcMar>
+              <w:top w:w="110" w:type="dxa"/>
+              <w:start w:w="130" w:type="dxa"/>
+              <w:bottom w:w="110" w:type="dxa"/>
+              <w:end w:w="130" w:type="dxa"/>
+            </w:tcMar>
+            <w:vAlign w:val="center"/>
+          </w:tcPr>
+          <w:p>
+            <w:pPr>
+              <w:spacing w:after="0"/>
+            </w:pPr>
+            <w:r>
+              <w:rPr>
+                <w:rFonts w:ascii="Microsoft YaHei" w:hAnsi="Microsoft YaHei" w:eastAsia="微软雅黑"/>
+                <w:b w:val="0"/>
+                <w:color w:val="102A43"/>
+                <w:sz w:val="17"/>
+              </w:rPr>
+              <w:t>3:35–4:00</w:t>
+            </w:r>
+          </w:p>
+        </w:tc>
+        <w:tc>
+          <w:tcPr>
+            <w:tcW w:type="dxa" w:w="2268"/>
+            <w:shd w:fill="F5F7FA"/>
+            <w:tcMar>
+              <w:top w:w="110" w:type="dxa"/>
+              <w:start w:w="130" w:type="dxa"/>
+              <w:bottom w:w="110" w:type="dxa"/>
+              <w:end w:w="130" w:type="dxa"/>
+            </w:tcMar>
+            <w:vAlign w:val="center"/>
+          </w:tcPr>
+          <w:p>
+            <w:pPr>
+              <w:spacing w:after="0"/>
+            </w:pPr>
+            <w:r>
+              <w:rPr>
+                <w:rFonts w:ascii="Microsoft YaHei" w:hAnsi="Microsoft YaHei" w:eastAsia="微软雅黑"/>
+                <w:b w:val="0"/>
+                <w:color w:val="102A43"/>
+                <w:sz w:val="17"/>
+              </w:rPr>
+              <w:t>可信治理</w:t>
+            </w:r>
+          </w:p>
+        </w:tc>
+        <w:tc>
+          <w:tcPr>
+            <w:tcW w:type="dxa" w:w="5159"/>
+            <w:shd w:fill="F5F7FA"/>
+            <w:tcMar>
+              <w:top w:w="110" w:type="dxa"/>
+              <w:start w:w="130" w:type="dxa"/>
+              <w:bottom w:w="110" w:type="dxa"/>
+              <w:end w:w="130" w:type="dxa"/>
+            </w:tcMar>
+            <w:vAlign w:val="center"/>
+          </w:tcPr>
+          <w:p>
+            <w:pPr>
+              <w:spacing w:after="0"/>
+            </w:pPr>
+            <w:r>
+              <w:rPr>
+                <w:rFonts w:ascii="Microsoft YaHei" w:hAnsi="Microsoft YaHei" w:eastAsia="微软雅黑"/>
+                <w:b w:val="0"/>
+                <w:color w:val="102A43"/>
+                <w:sz w:val="17"/>
+              </w:rPr>
+              <w:t>规则候选、影响分析、安全降级与审计</w:t>
+            </w:r>
+          </w:p>
+        </w:tc>
+      </w:tr>
+    </w:tbl>
+    <w:p>
+      <w:pPr>
+        <w:spacing w:after="20"/>
+      </w:pPr>
+    </w:p>
+    <w:p>
+      <w:pPr>
+        <w:pStyle w:val="Heading2"/>
+        <w:spacing w:before="160" w:after="100"/>
+      </w:pPr>
+      <w:r>
+        <w:t>13.3 交付文件</w:t>
       </w:r>
     </w:p>
     <w:tbl>
@@ -12796,7 +14088,7 @@
                 <w:color w:val="102A43"/>
                 <w:sz w:val="17"/>
               </w:rPr>
-              <w:t>需团队真人录制 3–5 分钟 MP4，建议 1080p，文件不超过 300MB</w:t>
+              <w:t>已形成 3–5 分钟 MP4；提交前由团队复核画面、声音、字幕与匿名信息</w:t>
             </w:r>
           </w:p>
         </w:tc>
@@ -12937,7 +14229,7 @@
                 <w:color w:val="102A43"/>
                 <w:sz w:val="17"/>
               </w:rPr>
-              <w:t>网盘</w:t>
+              <w:t>上传文件</w:t>
             </w:r>
           </w:p>
         </w:tc>
@@ -12964,7 +14256,7 @@
                 <w:color w:val="102A43"/>
                 <w:sz w:val="17"/>
               </w:rPr>
-              <w:t>由团队按“团队编号-赛题名称-作品名称-XX”上传永久链接</w:t>
+              <w:t>由团队按指定平台的文件命名和大小要求提交</w:t>
             </w:r>
           </w:p>
         </w:tc>
@@ -12981,7 +14273,7 @@
         <w:spacing w:before="160" w:after="100"/>
       </w:pPr>
       <w:r>
-        <w:t>13.1 当前仍需真人完成</w:t>
+        <w:t>13.4 当前仍需人工完成</w:t>
       </w:r>
     </w:p>
     <w:p>
@@ -12996,7 +14288,7 @@
           <w:color w:val="52606D"/>
           <w:sz w:val="21"/>
         </w:rPr>
-        <w:t>填写最终团队编号、正式赛题名称、队员与学校信息。</w:t>
+        <w:t>填写团队编号、正式赛题名称和联系方式等平台专用信息。</w:t>
       </w:r>
     </w:p>
     <w:p>
@@ -13026,7 +14318,7 @@
           <w:color w:val="52606D"/>
           <w:sz w:val="21"/>
         </w:rPr>
-        <w:t>真人录制演示视频、检查声音和隐私遮挡。</w:t>
+        <w:t>复核现有演示视频的声音、字幕、画面清晰度和隐私遮挡，并按平台要求上传。</w:t>
       </w:r>
     </w:p>
     <w:p>
@@ -13056,7 +14348,7 @@
           <w:color w:val="52606D"/>
           <w:sz w:val="21"/>
         </w:rPr>
-        <w:t>完成最终盖章/签字、网盘上传和竞赛平台提交。</w:t>
+        <w:t>完成最终盖章、签字、文件上传和指定平台提交。</w:t>
       </w:r>
     </w:p>
     <w:p>
@@ -13065,7 +14357,7 @@
         <w:spacing w:before="160" w:after="100"/>
       </w:pPr>
       <w:r>
-        <w:t>13.2 真实性声明</w:t>
+        <w:t>13.5 真实性声明</w:t>
       </w:r>
     </w:p>
     <w:p>
@@ -13121,7 +14413,7 @@
                 <w:color w:val="102A43"/>
                 <w:sz w:val="20"/>
               </w:rPr>
-              <w:t>惠民智导已经形成可运行、可解释、可拒答、可审计、可复现的软件内核，本地生成与向量模型均已完成GPU冻结评测。国赛竞争力来自“高风险政策智能的可信工程方法”，而非单一模型规模；最终提交前仍需真实外部验证、干净电脑验收与真人视频。</w:t>
+              <w:t>惠民智导已经形成可运行、可解释、可拒答、可审计、可复现的软件内核，本地生成与向量模型均已完成 GPU 冻结评测。项目的核心价值来自高风险政策智能的可信工程方法，而非单一模型规模；真实参与者试点、外部应用证明和干净电脑验收仍需由团队真实完成。</w:t>
             </w:r>
           </w:p>
         </w:tc>
